--- a/Submissions/reflective-journal/FYP-26-S2-37_Individual-Diary_Yuan-Jun.docx
+++ b/Submissions/reflective-journal/FYP-26-S2-37_Individual-Diary_Yuan-Jun.docx
@@ -606,43 +606,13 @@
           <w:r>
             <w:fldChar w:fldCharType="separate"/>
           </w:r>
-          <w:hyperlink w:anchor="_Toc226788490" w:history="1">
+          <w:hyperlink w:anchor="_Toc227557039" w:history="1">
             <w:r>
               <w:rPr>
                 <w:rStyle w:val="Hyperlink"/>
                 <w:noProof/>
               </w:rPr>
-              <w:t>Week 01 – [4</w:t>
-            </w:r>
-            <w:r>
-              <w:rPr>
-                <w:rStyle w:val="Hyperlink"/>
-                <w:noProof/>
-                <w:vertAlign w:val="superscript"/>
-              </w:rPr>
-              <w:t>th</w:t>
-            </w:r>
-            <w:r>
-              <w:rPr>
-                <w:rStyle w:val="Hyperlink"/>
-                <w:noProof/>
-              </w:rPr>
-              <w:t xml:space="preserve"> Apr 26 – 11</w:t>
-            </w:r>
-            <w:r>
-              <w:rPr>
-                <w:rStyle w:val="Hyperlink"/>
-                <w:noProof/>
-                <w:vertAlign w:val="superscript"/>
-              </w:rPr>
-              <w:t>th</w:t>
-            </w:r>
-            <w:r>
-              <w:rPr>
-                <w:rStyle w:val="Hyperlink"/>
-                <w:noProof/>
-              </w:rPr>
-              <w:t xml:space="preserve"> Apr 26]</w:t>
+              <w:t>Week 01 – [4th Apr 26 – 10th Apr 26]</w:t>
             </w:r>
             <w:r>
               <w:rPr>
@@ -663,7 +633,7 @@
                 <w:noProof/>
                 <w:webHidden/>
               </w:rPr>
-              <w:instrText xml:space="preserve"> PAGEREF _Toc226788490 \h </w:instrText>
+              <w:instrText xml:space="preserve"> PAGEREF _Toc227557039 \h </w:instrText>
             </w:r>
             <w:r>
               <w:rPr>
@@ -704,7 +674,7 @@
               <w:noProof/>
             </w:rPr>
           </w:pPr>
-          <w:hyperlink w:anchor="_Toc226788491" w:history="1">
+          <w:hyperlink w:anchor="_Toc227557040" w:history="1">
             <w:r>
               <w:rPr>
                 <w:rStyle w:val="Hyperlink"/>
@@ -731,7 +701,7 @@
                 <w:noProof/>
                 <w:webHidden/>
               </w:rPr>
-              <w:instrText xml:space="preserve"> PAGEREF _Toc226788491 \h </w:instrText>
+              <w:instrText xml:space="preserve"> PAGEREF _Toc227557040 \h </w:instrText>
             </w:r>
             <w:r>
               <w:rPr>
@@ -772,7 +742,7 @@
               <w:noProof/>
             </w:rPr>
           </w:pPr>
-          <w:hyperlink w:anchor="_Toc226788492" w:history="1">
+          <w:hyperlink w:anchor="_Toc227557041" w:history="1">
             <w:r>
               <w:rPr>
                 <w:rStyle w:val="Hyperlink"/>
@@ -799,7 +769,7 @@
                 <w:noProof/>
                 <w:webHidden/>
               </w:rPr>
-              <w:instrText xml:space="preserve"> PAGEREF _Toc226788492 \h </w:instrText>
+              <w:instrText xml:space="preserve"> PAGEREF _Toc227557041 \h </w:instrText>
             </w:r>
             <w:r>
               <w:rPr>
@@ -840,7 +810,7 @@
               <w:noProof/>
             </w:rPr>
           </w:pPr>
-          <w:hyperlink w:anchor="_Toc226788493" w:history="1">
+          <w:hyperlink w:anchor="_Toc227557042" w:history="1">
             <w:r>
               <w:rPr>
                 <w:rStyle w:val="Hyperlink"/>
@@ -867,7 +837,7 @@
                 <w:noProof/>
                 <w:webHidden/>
               </w:rPr>
-              <w:instrText xml:space="preserve"> PAGEREF _Toc226788493 \h </w:instrText>
+              <w:instrText xml:space="preserve"> PAGEREF _Toc227557042 \h </w:instrText>
             </w:r>
             <w:r>
               <w:rPr>
@@ -887,7 +857,279 @@
                 <w:noProof/>
                 <w:webHidden/>
               </w:rPr>
-              <w:t>3</w:t>
+              <w:t>4</w:t>
+            </w:r>
+            <w:r>
+              <w:rPr>
+                <w:noProof/>
+                <w:webHidden/>
+              </w:rPr>
+              <w:fldChar w:fldCharType="end"/>
+            </w:r>
+          </w:hyperlink>
+        </w:p>
+        <w:p>
+          <w:pPr>
+            <w:pStyle w:val="TOC2"/>
+            <w:tabs>
+              <w:tab w:val="right" w:leader="dot" w:pos="9016"/>
+            </w:tabs>
+            <w:rPr>
+              <w:noProof/>
+            </w:rPr>
+          </w:pPr>
+          <w:hyperlink w:anchor="_Toc227557043" w:history="1">
+            <w:r>
+              <w:rPr>
+                <w:rStyle w:val="Hyperlink"/>
+                <w:noProof/>
+              </w:rPr>
+              <w:t>Week 02 – [11th Apr 26 – 17th Apr 26]</w:t>
+            </w:r>
+            <w:r>
+              <w:rPr>
+                <w:noProof/>
+                <w:webHidden/>
+              </w:rPr>
+              <w:tab/>
+            </w:r>
+            <w:r>
+              <w:rPr>
+                <w:noProof/>
+                <w:webHidden/>
+              </w:rPr>
+              <w:fldChar w:fldCharType="begin"/>
+            </w:r>
+            <w:r>
+              <w:rPr>
+                <w:noProof/>
+                <w:webHidden/>
+              </w:rPr>
+              <w:instrText xml:space="preserve"> PAGEREF _Toc227557043 \h </w:instrText>
+            </w:r>
+            <w:r>
+              <w:rPr>
+                <w:noProof/>
+                <w:webHidden/>
+              </w:rPr>
+            </w:r>
+            <w:r>
+              <w:rPr>
+                <w:noProof/>
+                <w:webHidden/>
+              </w:rPr>
+              <w:fldChar w:fldCharType="separate"/>
+            </w:r>
+            <w:r>
+              <w:rPr>
+                <w:noProof/>
+                <w:webHidden/>
+              </w:rPr>
+              <w:t>4</w:t>
+            </w:r>
+            <w:r>
+              <w:rPr>
+                <w:noProof/>
+                <w:webHidden/>
+              </w:rPr>
+              <w:fldChar w:fldCharType="end"/>
+            </w:r>
+          </w:hyperlink>
+        </w:p>
+        <w:p>
+          <w:pPr>
+            <w:pStyle w:val="TOC3"/>
+            <w:tabs>
+              <w:tab w:val="right" w:leader="dot" w:pos="9016"/>
+            </w:tabs>
+            <w:rPr>
+              <w:noProof/>
+            </w:rPr>
+          </w:pPr>
+          <w:hyperlink w:anchor="_Toc227557044" w:history="1">
+            <w:r>
+              <w:rPr>
+                <w:rStyle w:val="Hyperlink"/>
+                <w:noProof/>
+              </w:rPr>
+              <w:t>Objectives Achieved</w:t>
+            </w:r>
+            <w:r>
+              <w:rPr>
+                <w:noProof/>
+                <w:webHidden/>
+              </w:rPr>
+              <w:tab/>
+            </w:r>
+            <w:r>
+              <w:rPr>
+                <w:noProof/>
+                <w:webHidden/>
+              </w:rPr>
+              <w:fldChar w:fldCharType="begin"/>
+            </w:r>
+            <w:r>
+              <w:rPr>
+                <w:noProof/>
+                <w:webHidden/>
+              </w:rPr>
+              <w:instrText xml:space="preserve"> PAGEREF _Toc227557044 \h </w:instrText>
+            </w:r>
+            <w:r>
+              <w:rPr>
+                <w:noProof/>
+                <w:webHidden/>
+              </w:rPr>
+            </w:r>
+            <w:r>
+              <w:rPr>
+                <w:noProof/>
+                <w:webHidden/>
+              </w:rPr>
+              <w:fldChar w:fldCharType="separate"/>
+            </w:r>
+            <w:r>
+              <w:rPr>
+                <w:noProof/>
+                <w:webHidden/>
+              </w:rPr>
+              <w:t>4</w:t>
+            </w:r>
+            <w:r>
+              <w:rPr>
+                <w:noProof/>
+                <w:webHidden/>
+              </w:rPr>
+              <w:fldChar w:fldCharType="end"/>
+            </w:r>
+          </w:hyperlink>
+        </w:p>
+        <w:p>
+          <w:pPr>
+            <w:pStyle w:val="TOC3"/>
+            <w:tabs>
+              <w:tab w:val="right" w:leader="dot" w:pos="9016"/>
+            </w:tabs>
+            <w:rPr>
+              <w:noProof/>
+            </w:rPr>
+          </w:pPr>
+          <w:hyperlink w:anchor="_Toc227557045" w:history="1">
+            <w:r>
+              <w:rPr>
+                <w:rStyle w:val="Hyperlink"/>
+                <w:noProof/>
+              </w:rPr>
+              <w:t>Setbacks Faced</w:t>
+            </w:r>
+            <w:r>
+              <w:rPr>
+                <w:noProof/>
+                <w:webHidden/>
+              </w:rPr>
+              <w:tab/>
+            </w:r>
+            <w:r>
+              <w:rPr>
+                <w:noProof/>
+                <w:webHidden/>
+              </w:rPr>
+              <w:fldChar w:fldCharType="begin"/>
+            </w:r>
+            <w:r>
+              <w:rPr>
+                <w:noProof/>
+                <w:webHidden/>
+              </w:rPr>
+              <w:instrText xml:space="preserve"> PAGEREF _Toc227557045 \h </w:instrText>
+            </w:r>
+            <w:r>
+              <w:rPr>
+                <w:noProof/>
+                <w:webHidden/>
+              </w:rPr>
+            </w:r>
+            <w:r>
+              <w:rPr>
+                <w:noProof/>
+                <w:webHidden/>
+              </w:rPr>
+              <w:fldChar w:fldCharType="separate"/>
+            </w:r>
+            <w:r>
+              <w:rPr>
+                <w:noProof/>
+                <w:webHidden/>
+              </w:rPr>
+              <w:t>4</w:t>
+            </w:r>
+            <w:r>
+              <w:rPr>
+                <w:noProof/>
+                <w:webHidden/>
+              </w:rPr>
+              <w:fldChar w:fldCharType="end"/>
+            </w:r>
+          </w:hyperlink>
+        </w:p>
+        <w:p>
+          <w:pPr>
+            <w:pStyle w:val="TOC3"/>
+            <w:tabs>
+              <w:tab w:val="right" w:leader="dot" w:pos="9016"/>
+            </w:tabs>
+            <w:rPr>
+              <w:noProof/>
+            </w:rPr>
+          </w:pPr>
+          <w:hyperlink w:anchor="_Toc227557046" w:history="1">
+            <w:r>
+              <w:rPr>
+                <w:rStyle w:val="Hyperlink"/>
+                <w:noProof/>
+              </w:rPr>
+              <w:t>Reflection</w:t>
+            </w:r>
+            <w:r>
+              <w:rPr>
+                <w:noProof/>
+                <w:webHidden/>
+              </w:rPr>
+              <w:tab/>
+            </w:r>
+            <w:r>
+              <w:rPr>
+                <w:noProof/>
+                <w:webHidden/>
+              </w:rPr>
+              <w:fldChar w:fldCharType="begin"/>
+            </w:r>
+            <w:r>
+              <w:rPr>
+                <w:noProof/>
+                <w:webHidden/>
+              </w:rPr>
+              <w:instrText xml:space="preserve"> PAGEREF _Toc227557046 \h </w:instrText>
+            </w:r>
+            <w:r>
+              <w:rPr>
+                <w:noProof/>
+                <w:webHidden/>
+              </w:rPr>
+            </w:r>
+            <w:r>
+              <w:rPr>
+                <w:noProof/>
+                <w:webHidden/>
+              </w:rPr>
+              <w:fldChar w:fldCharType="separate"/>
+            </w:r>
+            <w:r>
+              <w:rPr>
+                <w:noProof/>
+                <w:webHidden/>
+              </w:rPr>
+              <w:t>5</w:t>
             </w:r>
             <w:r>
               <w:rPr>
@@ -1100,48 +1342,12 @@
     </w:p>
     <w:p>
       <w:pPr>
-        <w:rPr>
-          <w:rFonts w:ascii="Arial" w:hAnsi="Arial" w:cs="Arial"/>
-          <w:sz w:val="22"/>
-          <w:szCs w:val="22"/>
-        </w:rPr>
-      </w:pPr>
-    </w:p>
-    <w:p>
-      <w:pPr>
-        <w:rPr>
-          <w:rFonts w:ascii="Arial" w:hAnsi="Arial" w:cs="Arial"/>
-          <w:sz w:val="22"/>
-          <w:szCs w:val="22"/>
-        </w:rPr>
-      </w:pPr>
-    </w:p>
-    <w:p>
-      <w:pPr>
-        <w:rPr>
-          <w:rFonts w:ascii="Arial" w:hAnsi="Arial" w:cs="Arial"/>
-          <w:sz w:val="22"/>
-          <w:szCs w:val="22"/>
-        </w:rPr>
-      </w:pPr>
-    </w:p>
-    <w:p>
-      <w:pPr>
-        <w:rPr>
-          <w:rFonts w:ascii="Arial" w:hAnsi="Arial" w:cs="Arial"/>
-          <w:sz w:val="22"/>
-          <w:szCs w:val="22"/>
-        </w:rPr>
-      </w:pPr>
-    </w:p>
-    <w:p>
-      <w:pPr>
         <w:pStyle w:val="Heading2"/>
         <w:pBdr>
           <w:bottom w:val="single" w:sz="6" w:space="1" w:color="auto"/>
         </w:pBdr>
       </w:pPr>
-      <w:bookmarkStart w:id="0" w:name="_Toc226788490"/>
+      <w:bookmarkStart w:id="0" w:name="_Toc227557039"/>
       <w:r>
         <w:lastRenderedPageBreak/>
         <w:t xml:space="preserve">Week 01 </w:t>
@@ -1168,7 +1374,7 @@
       <w:pPr>
         <w:pStyle w:val="Heading3"/>
       </w:pPr>
-      <w:bookmarkStart w:id="1" w:name="_Toc226788491"/>
+      <w:bookmarkStart w:id="1" w:name="_Toc227557040"/>
       <w:r>
         <w:t>Objectives Achieved</w:t>
       </w:r>
@@ -1541,7 +1747,7 @@
       <w:pPr>
         <w:pStyle w:val="Heading3"/>
       </w:pPr>
-      <w:bookmarkStart w:id="2" w:name="_Toc226788492"/>
+      <w:bookmarkStart w:id="2" w:name="_Toc227557041"/>
       <w:r>
         <w:t>Setbacks Faced</w:t>
       </w:r>
@@ -1587,7 +1793,7 @@
       <w:pPr>
         <w:pStyle w:val="Heading3"/>
       </w:pPr>
-      <w:bookmarkStart w:id="3" w:name="_Toc226788493"/>
+      <w:bookmarkStart w:id="3" w:name="_Toc227557042"/>
       <w:r>
         <w:t>Reflection</w:t>
       </w:r>
@@ -1611,6 +1817,7 @@
           <w:bottom w:val="single" w:sz="6" w:space="1" w:color="auto"/>
         </w:pBdr>
       </w:pPr>
+      <w:bookmarkStart w:id="4" w:name="_Toc227557043"/>
       <w:r>
         <w:lastRenderedPageBreak/>
         <w:t>Week 0</w:t>
@@ -1633,15 +1840,18 @@
       <w:r>
         <w:t>th Apr 26]</w:t>
       </w:r>
+      <w:bookmarkEnd w:id="4"/>
     </w:p>
     <w:p/>
     <w:p>
       <w:pPr>
         <w:pStyle w:val="Heading3"/>
       </w:pPr>
+      <w:bookmarkStart w:id="5" w:name="_Toc227557044"/>
       <w:r>
         <w:t>Objectives Achieved</w:t>
       </w:r>
+      <w:bookmarkEnd w:id="5"/>
     </w:p>
     <w:p>
       <w:pPr>
@@ -1651,14 +1861,196 @@
           <w:numId w:val="4"/>
         </w:numPr>
       </w:pPr>
+      <w:r>
+        <w:t>Discussion with teammates on website design</w:t>
+      </w:r>
+    </w:p>
+    <w:p>
+      <w:pPr>
+        <w:pStyle w:val="ListParagraph"/>
+        <w:numPr>
+          <w:ilvl w:val="0"/>
+          <w:numId w:val="2"/>
+        </w:numPr>
+      </w:pPr>
+      <w:r>
+        <w:t>Went through each member’s vision for branding style for the whole project.</w:t>
+      </w:r>
+    </w:p>
+    <w:p>
+      <w:pPr>
+        <w:pStyle w:val="ListParagraph"/>
+        <w:numPr>
+          <w:ilvl w:val="0"/>
+          <w:numId w:val="2"/>
+        </w:numPr>
+      </w:pPr>
+      <w:r>
+        <w:t>Agreed on what branding style to use, Praveen will make some adjustments.</w:t>
+      </w:r>
+    </w:p>
+    <w:p>
+      <w:pPr>
+        <w:pStyle w:val="ListParagraph"/>
+        <w:numPr>
+          <w:ilvl w:val="0"/>
+          <w:numId w:val="2"/>
+        </w:numPr>
+      </w:pPr>
+      <w:r>
+        <w:t>Discussed on the features that the website should have, and how they should work.</w:t>
+      </w:r>
+    </w:p>
+    <w:p>
+      <w:pPr>
+        <w:pStyle w:val="ListParagraph"/>
+        <w:numPr>
+          <w:ilvl w:val="0"/>
+          <w:numId w:val="4"/>
+        </w:numPr>
+      </w:pPr>
+      <w:r>
+        <w:t xml:space="preserve">Discussion on </w:t>
+      </w:r>
+      <w:r>
+        <w:t xml:space="preserve">overall </w:t>
+      </w:r>
+      <w:r>
+        <w:t>project direction</w:t>
+      </w:r>
+    </w:p>
+    <w:p>
+      <w:pPr>
+        <w:pStyle w:val="ListParagraph"/>
+        <w:numPr>
+          <w:ilvl w:val="0"/>
+          <w:numId w:val="2"/>
+        </w:numPr>
+      </w:pPr>
+      <w:r>
+        <w:t>Discussed about our thoughts on the overall direction that we want to take the project based on our initial individual research.</w:t>
+      </w:r>
+    </w:p>
+    <w:p>
+      <w:pPr>
+        <w:pStyle w:val="ListParagraph"/>
+        <w:numPr>
+          <w:ilvl w:val="0"/>
+          <w:numId w:val="2"/>
+        </w:numPr>
+      </w:pPr>
+      <w:r>
+        <w:t>Gave each other feedback on how we can improve before our presentation during the first meeting with our supervisor.</w:t>
+      </w:r>
+    </w:p>
+    <w:p>
+      <w:pPr>
+        <w:pStyle w:val="ListParagraph"/>
+        <w:numPr>
+          <w:ilvl w:val="0"/>
+          <w:numId w:val="4"/>
+        </w:numPr>
+      </w:pPr>
+      <w:r>
+        <w:t>Created project website</w:t>
+      </w:r>
+    </w:p>
+    <w:p>
+      <w:pPr>
+        <w:pStyle w:val="ListParagraph"/>
+        <w:numPr>
+          <w:ilvl w:val="0"/>
+          <w:numId w:val="2"/>
+        </w:numPr>
+      </w:pPr>
+      <w:r>
+        <w:t>Used the branding kit to make things consistent.</w:t>
+      </w:r>
+    </w:p>
+    <w:p>
+      <w:pPr>
+        <w:pStyle w:val="ListParagraph"/>
+        <w:numPr>
+          <w:ilvl w:val="0"/>
+          <w:numId w:val="2"/>
+        </w:numPr>
+      </w:pPr>
+      <w:r>
+        <w:t>Added relevant features.</w:t>
+      </w:r>
+    </w:p>
+    <w:p>
+      <w:pPr>
+        <w:pStyle w:val="ListParagraph"/>
+        <w:numPr>
+          <w:ilvl w:val="0"/>
+          <w:numId w:val="4"/>
+        </w:numPr>
+      </w:pPr>
+      <w:r>
+        <w:t>First meeting with supervisor</w:t>
+      </w:r>
+    </w:p>
+    <w:p>
+      <w:pPr>
+        <w:pStyle w:val="ListParagraph"/>
+        <w:numPr>
+          <w:ilvl w:val="0"/>
+          <w:numId w:val="2"/>
+        </w:numPr>
+      </w:pPr>
+      <w:r>
+        <w:t>Highlighted general</w:t>
+      </w:r>
+      <w:r>
+        <w:t xml:space="preserve"> things to take note.</w:t>
+      </w:r>
+    </w:p>
+    <w:p>
+      <w:pPr>
+        <w:pStyle w:val="ListParagraph"/>
+        <w:numPr>
+          <w:ilvl w:val="0"/>
+          <w:numId w:val="2"/>
+        </w:numPr>
+      </w:pPr>
+      <w:r>
+        <w:t>Briefed on the project plan regarding we need to submit and by when.</w:t>
+      </w:r>
+    </w:p>
+    <w:p>
+      <w:pPr>
+        <w:pStyle w:val="ListParagraph"/>
+        <w:numPr>
+          <w:ilvl w:val="0"/>
+          <w:numId w:val="2"/>
+        </w:numPr>
+      </w:pPr>
+      <w:r>
+        <w:t>Presented individual research and our supervisor’s feedback on what we can improve on.</w:t>
+      </w:r>
+    </w:p>
+    <w:p>
+      <w:pPr>
+        <w:pStyle w:val="ListParagraph"/>
+        <w:numPr>
+          <w:ilvl w:val="0"/>
+          <w:numId w:val="2"/>
+        </w:numPr>
+      </w:pPr>
+      <w:r>
+        <w:t>Supervisor went through what our next steps are and what are some key points that he wants us to take note of, with examples.</w:t>
+      </w:r>
     </w:p>
     <w:p>
       <w:pPr>
         <w:pStyle w:val="Heading3"/>
       </w:pPr>
+      <w:bookmarkStart w:id="6" w:name="_Toc227557045"/>
       <w:r>
         <w:t>Setbacks Faced</w:t>
       </w:r>
+      <w:bookmarkEnd w:id="6"/>
     </w:p>
     <w:p>
       <w:pPr>
@@ -1668,24 +2060,78 @@
           <w:numId w:val="5"/>
         </w:numPr>
       </w:pPr>
+      <w:r>
+        <w:t>Difficulty aligning everyone’s design preferences</w:t>
+      </w:r>
+    </w:p>
+    <w:p>
+      <w:pPr>
+        <w:pStyle w:val="ListParagraph"/>
+        <w:numPr>
+          <w:ilvl w:val="0"/>
+          <w:numId w:val="2"/>
+        </w:numPr>
+      </w:pPr>
+      <w:r>
+        <w:t>Everyone had different ideas on the branding style, website layout, etc, so it took a lot of  discussion to agree on a design direction.</w:t>
+      </w:r>
+    </w:p>
+    <w:p>
+      <w:pPr>
+        <w:pStyle w:val="ListParagraph"/>
+        <w:numPr>
+          <w:ilvl w:val="0"/>
+          <w:numId w:val="5"/>
+        </w:numPr>
+      </w:pPr>
+      <w:r>
+        <w:t>Building of website took more time than expected</w:t>
+      </w:r>
+    </w:p>
+    <w:p>
+      <w:pPr>
+        <w:pStyle w:val="ListParagraph"/>
+        <w:numPr>
+          <w:ilvl w:val="0"/>
+          <w:numId w:val="5"/>
+        </w:numPr>
+      </w:pPr>
+      <w:r>
+        <w:t>Need to refine research after supervisor feedback</w:t>
+      </w:r>
     </w:p>
     <w:p>
       <w:pPr>
         <w:pStyle w:val="Heading3"/>
       </w:pPr>
+      <w:bookmarkStart w:id="7" w:name="_Toc227557046"/>
       <w:r>
         <w:t>Reflection</w:t>
       </w:r>
-    </w:p>
-    <w:p>
-      <w:r>
-        <w:t>a</w:t>
-      </w:r>
-    </w:p>
-    <w:p>
-      <w:pPr>
-        <w:jc w:val="both"/>
-      </w:pPr>
+      <w:bookmarkEnd w:id="7"/>
+    </w:p>
+    <w:p>
+      <w:r>
+        <w:t xml:space="preserve">This week was productive as </w:t>
+      </w:r>
+      <w:r>
+        <w:t xml:space="preserve">we </w:t>
+      </w:r>
+      <w:r>
+        <w:t>aligned on a common branding style</w:t>
+      </w:r>
+      <w:r>
+        <w:t xml:space="preserve">, </w:t>
+      </w:r>
+      <w:r>
+        <w:t xml:space="preserve">created the project website, and attended our first meeting with </w:t>
+      </w:r>
+      <w:r>
+        <w:t>our</w:t>
+      </w:r>
+      <w:r>
+        <w:t xml:space="preserve"> supervisor. The meeting helped clarify project expectations, deliverables, and areas where our research could be improved. However, we faced some challenges, such as differing design preferences among team members, the website taking longer to build than expected, and the need to refine our research after receiving feedback. Overall, the week helped us establish a clearer direction for the project and highlighted the areas we need to work on next.</w:t>
+      </w:r>
     </w:p>
     <w:sectPr>
       <w:pgSz w:w="11906" w:h="16838"/>
@@ -1804,7 +2250,7 @@
         <w:rFonts w:hint="default"/>
       </w:rPr>
     </w:lvl>
-    <w:lvl w:ilvl="1" w:tplc="08090019" w:tentative="1">
+    <w:lvl w:ilvl="1" w:tplc="08090019">
       <w:start w:val="1"/>
       <w:numFmt w:val="lowerLetter"/>
       <w:lvlText w:val="%2."/>
@@ -2092,7 +2538,7 @@
         <w:rFonts w:hint="default"/>
       </w:rPr>
     </w:lvl>
-    <w:lvl w:ilvl="1" w:tplc="08090019" w:tentative="1">
+    <w:lvl w:ilvl="1" w:tplc="08090019">
       <w:start w:val="1"/>
       <w:numFmt w:val="lowerLetter"/>
       <w:lvlText w:val="%2."/>

--- a/Submissions/reflective-journal/FYP-26-S2-37_Individual-Diary_Yuan-Jun.docx
+++ b/Submissions/reflective-journal/FYP-26-S2-37_Individual-Diary_Yuan-Jun.docx
@@ -606,7 +606,7 @@
           <w:r>
             <w:fldChar w:fldCharType="separate"/>
           </w:r>
-          <w:hyperlink w:anchor="_Toc227557039" w:history="1">
+          <w:hyperlink w:anchor="_Toc228150228" w:history="1">
             <w:r>
               <w:rPr>
                 <w:rStyle w:val="Hyperlink"/>
@@ -633,7 +633,7 @@
                 <w:noProof/>
                 <w:webHidden/>
               </w:rPr>
-              <w:instrText xml:space="preserve"> PAGEREF _Toc227557039 \h </w:instrText>
+              <w:instrText xml:space="preserve"> PAGEREF _Toc228150228 \h </w:instrText>
             </w:r>
             <w:r>
               <w:rPr>
@@ -674,7 +674,7 @@
               <w:noProof/>
             </w:rPr>
           </w:pPr>
-          <w:hyperlink w:anchor="_Toc227557040" w:history="1">
+          <w:hyperlink w:anchor="_Toc228150229" w:history="1">
             <w:r>
               <w:rPr>
                 <w:rStyle w:val="Hyperlink"/>
@@ -701,7 +701,7 @@
                 <w:noProof/>
                 <w:webHidden/>
               </w:rPr>
-              <w:instrText xml:space="preserve"> PAGEREF _Toc227557040 \h </w:instrText>
+              <w:instrText xml:space="preserve"> PAGEREF _Toc228150229 \h </w:instrText>
             </w:r>
             <w:r>
               <w:rPr>
@@ -742,7 +742,7 @@
               <w:noProof/>
             </w:rPr>
           </w:pPr>
-          <w:hyperlink w:anchor="_Toc227557041" w:history="1">
+          <w:hyperlink w:anchor="_Toc228150230" w:history="1">
             <w:r>
               <w:rPr>
                 <w:rStyle w:val="Hyperlink"/>
@@ -769,7 +769,7 @@
                 <w:noProof/>
                 <w:webHidden/>
               </w:rPr>
-              <w:instrText xml:space="preserve"> PAGEREF _Toc227557041 \h </w:instrText>
+              <w:instrText xml:space="preserve"> PAGEREF _Toc228150230 \h </w:instrText>
             </w:r>
             <w:r>
               <w:rPr>
@@ -810,7 +810,7 @@
               <w:noProof/>
             </w:rPr>
           </w:pPr>
-          <w:hyperlink w:anchor="_Toc227557042" w:history="1">
+          <w:hyperlink w:anchor="_Toc228150231" w:history="1">
             <w:r>
               <w:rPr>
                 <w:rStyle w:val="Hyperlink"/>
@@ -837,7 +837,7 @@
                 <w:noProof/>
                 <w:webHidden/>
               </w:rPr>
-              <w:instrText xml:space="preserve"> PAGEREF _Toc227557042 \h </w:instrText>
+              <w:instrText xml:space="preserve"> PAGEREF _Toc228150231 \h </w:instrText>
             </w:r>
             <w:r>
               <w:rPr>
@@ -878,7 +878,7 @@
               <w:noProof/>
             </w:rPr>
           </w:pPr>
-          <w:hyperlink w:anchor="_Toc227557043" w:history="1">
+          <w:hyperlink w:anchor="_Toc228150232" w:history="1">
             <w:r>
               <w:rPr>
                 <w:rStyle w:val="Hyperlink"/>
@@ -905,7 +905,7 @@
                 <w:noProof/>
                 <w:webHidden/>
               </w:rPr>
-              <w:instrText xml:space="preserve"> PAGEREF _Toc227557043 \h </w:instrText>
+              <w:instrText xml:space="preserve"> PAGEREF _Toc228150232 \h </w:instrText>
             </w:r>
             <w:r>
               <w:rPr>
@@ -946,7 +946,7 @@
               <w:noProof/>
             </w:rPr>
           </w:pPr>
-          <w:hyperlink w:anchor="_Toc227557044" w:history="1">
+          <w:hyperlink w:anchor="_Toc228150233" w:history="1">
             <w:r>
               <w:rPr>
                 <w:rStyle w:val="Hyperlink"/>
@@ -973,7 +973,7 @@
                 <w:noProof/>
                 <w:webHidden/>
               </w:rPr>
-              <w:instrText xml:space="preserve"> PAGEREF _Toc227557044 \h </w:instrText>
+              <w:instrText xml:space="preserve"> PAGEREF _Toc228150233 \h </w:instrText>
             </w:r>
             <w:r>
               <w:rPr>
@@ -1014,7 +1014,7 @@
               <w:noProof/>
             </w:rPr>
           </w:pPr>
-          <w:hyperlink w:anchor="_Toc227557045" w:history="1">
+          <w:hyperlink w:anchor="_Toc228150234" w:history="1">
             <w:r>
               <w:rPr>
                 <w:rStyle w:val="Hyperlink"/>
@@ -1041,7 +1041,7 @@
                 <w:noProof/>
                 <w:webHidden/>
               </w:rPr>
-              <w:instrText xml:space="preserve"> PAGEREF _Toc227557045 \h </w:instrText>
+              <w:instrText xml:space="preserve"> PAGEREF _Toc228150234 \h </w:instrText>
             </w:r>
             <w:r>
               <w:rPr>
@@ -1082,7 +1082,7 @@
               <w:noProof/>
             </w:rPr>
           </w:pPr>
-          <w:hyperlink w:anchor="_Toc227557046" w:history="1">
+          <w:hyperlink w:anchor="_Toc228150235" w:history="1">
             <w:r>
               <w:rPr>
                 <w:rStyle w:val="Hyperlink"/>
@@ -1109,7 +1109,7 @@
                 <w:noProof/>
                 <w:webHidden/>
               </w:rPr>
-              <w:instrText xml:space="preserve"> PAGEREF _Toc227557046 \h </w:instrText>
+              <w:instrText xml:space="preserve"> PAGEREF _Toc228150235 \h </w:instrText>
             </w:r>
             <w:r>
               <w:rPr>
@@ -1130,6 +1130,278 @@
                 <w:webHidden/>
               </w:rPr>
               <w:t>5</w:t>
+            </w:r>
+            <w:r>
+              <w:rPr>
+                <w:noProof/>
+                <w:webHidden/>
+              </w:rPr>
+              <w:fldChar w:fldCharType="end"/>
+            </w:r>
+          </w:hyperlink>
+        </w:p>
+        <w:p>
+          <w:pPr>
+            <w:pStyle w:val="TOC2"/>
+            <w:tabs>
+              <w:tab w:val="right" w:leader="dot" w:pos="9016"/>
+            </w:tabs>
+            <w:rPr>
+              <w:noProof/>
+            </w:rPr>
+          </w:pPr>
+          <w:hyperlink w:anchor="_Toc228150236" w:history="1">
+            <w:r>
+              <w:rPr>
+                <w:rStyle w:val="Hyperlink"/>
+                <w:noProof/>
+              </w:rPr>
+              <w:t>Week 03 – [18th Apr 26 – 24th Apr 26]</w:t>
+            </w:r>
+            <w:r>
+              <w:rPr>
+                <w:noProof/>
+                <w:webHidden/>
+              </w:rPr>
+              <w:tab/>
+            </w:r>
+            <w:r>
+              <w:rPr>
+                <w:noProof/>
+                <w:webHidden/>
+              </w:rPr>
+              <w:fldChar w:fldCharType="begin"/>
+            </w:r>
+            <w:r>
+              <w:rPr>
+                <w:noProof/>
+                <w:webHidden/>
+              </w:rPr>
+              <w:instrText xml:space="preserve"> PAGEREF _Toc228150236 \h </w:instrText>
+            </w:r>
+            <w:r>
+              <w:rPr>
+                <w:noProof/>
+                <w:webHidden/>
+              </w:rPr>
+            </w:r>
+            <w:r>
+              <w:rPr>
+                <w:noProof/>
+                <w:webHidden/>
+              </w:rPr>
+              <w:fldChar w:fldCharType="separate"/>
+            </w:r>
+            <w:r>
+              <w:rPr>
+                <w:noProof/>
+                <w:webHidden/>
+              </w:rPr>
+              <w:t>5</w:t>
+            </w:r>
+            <w:r>
+              <w:rPr>
+                <w:noProof/>
+                <w:webHidden/>
+              </w:rPr>
+              <w:fldChar w:fldCharType="end"/>
+            </w:r>
+          </w:hyperlink>
+        </w:p>
+        <w:p>
+          <w:pPr>
+            <w:pStyle w:val="TOC3"/>
+            <w:tabs>
+              <w:tab w:val="right" w:leader="dot" w:pos="9016"/>
+            </w:tabs>
+            <w:rPr>
+              <w:noProof/>
+            </w:rPr>
+          </w:pPr>
+          <w:hyperlink w:anchor="_Toc228150237" w:history="1">
+            <w:r>
+              <w:rPr>
+                <w:rStyle w:val="Hyperlink"/>
+                <w:noProof/>
+              </w:rPr>
+              <w:t>Objectives Achieved</w:t>
+            </w:r>
+            <w:r>
+              <w:rPr>
+                <w:noProof/>
+                <w:webHidden/>
+              </w:rPr>
+              <w:tab/>
+            </w:r>
+            <w:r>
+              <w:rPr>
+                <w:noProof/>
+                <w:webHidden/>
+              </w:rPr>
+              <w:fldChar w:fldCharType="begin"/>
+            </w:r>
+            <w:r>
+              <w:rPr>
+                <w:noProof/>
+                <w:webHidden/>
+              </w:rPr>
+              <w:instrText xml:space="preserve"> PAGEREF _Toc228150237 \h </w:instrText>
+            </w:r>
+            <w:r>
+              <w:rPr>
+                <w:noProof/>
+                <w:webHidden/>
+              </w:rPr>
+            </w:r>
+            <w:r>
+              <w:rPr>
+                <w:noProof/>
+                <w:webHidden/>
+              </w:rPr>
+              <w:fldChar w:fldCharType="separate"/>
+            </w:r>
+            <w:r>
+              <w:rPr>
+                <w:noProof/>
+                <w:webHidden/>
+              </w:rPr>
+              <w:t>5</w:t>
+            </w:r>
+            <w:r>
+              <w:rPr>
+                <w:noProof/>
+                <w:webHidden/>
+              </w:rPr>
+              <w:fldChar w:fldCharType="end"/>
+            </w:r>
+          </w:hyperlink>
+        </w:p>
+        <w:p>
+          <w:pPr>
+            <w:pStyle w:val="TOC3"/>
+            <w:tabs>
+              <w:tab w:val="right" w:leader="dot" w:pos="9016"/>
+            </w:tabs>
+            <w:rPr>
+              <w:noProof/>
+            </w:rPr>
+          </w:pPr>
+          <w:hyperlink w:anchor="_Toc228150238" w:history="1">
+            <w:r>
+              <w:rPr>
+                <w:rStyle w:val="Hyperlink"/>
+                <w:noProof/>
+              </w:rPr>
+              <w:t>Setbacks Faced</w:t>
+            </w:r>
+            <w:r>
+              <w:rPr>
+                <w:noProof/>
+                <w:webHidden/>
+              </w:rPr>
+              <w:tab/>
+            </w:r>
+            <w:r>
+              <w:rPr>
+                <w:noProof/>
+                <w:webHidden/>
+              </w:rPr>
+              <w:fldChar w:fldCharType="begin"/>
+            </w:r>
+            <w:r>
+              <w:rPr>
+                <w:noProof/>
+                <w:webHidden/>
+              </w:rPr>
+              <w:instrText xml:space="preserve"> PAGEREF _Toc228150238 \h </w:instrText>
+            </w:r>
+            <w:r>
+              <w:rPr>
+                <w:noProof/>
+                <w:webHidden/>
+              </w:rPr>
+            </w:r>
+            <w:r>
+              <w:rPr>
+                <w:noProof/>
+                <w:webHidden/>
+              </w:rPr>
+              <w:fldChar w:fldCharType="separate"/>
+            </w:r>
+            <w:r>
+              <w:rPr>
+                <w:noProof/>
+                <w:webHidden/>
+              </w:rPr>
+              <w:t>5</w:t>
+            </w:r>
+            <w:r>
+              <w:rPr>
+                <w:noProof/>
+                <w:webHidden/>
+              </w:rPr>
+              <w:fldChar w:fldCharType="end"/>
+            </w:r>
+          </w:hyperlink>
+        </w:p>
+        <w:p>
+          <w:pPr>
+            <w:pStyle w:val="TOC3"/>
+            <w:tabs>
+              <w:tab w:val="right" w:leader="dot" w:pos="9016"/>
+            </w:tabs>
+            <w:rPr>
+              <w:noProof/>
+            </w:rPr>
+          </w:pPr>
+          <w:hyperlink w:anchor="_Toc228150239" w:history="1">
+            <w:r>
+              <w:rPr>
+                <w:rStyle w:val="Hyperlink"/>
+                <w:noProof/>
+              </w:rPr>
+              <w:t>Reflection</w:t>
+            </w:r>
+            <w:r>
+              <w:rPr>
+                <w:noProof/>
+                <w:webHidden/>
+              </w:rPr>
+              <w:tab/>
+            </w:r>
+            <w:r>
+              <w:rPr>
+                <w:noProof/>
+                <w:webHidden/>
+              </w:rPr>
+              <w:fldChar w:fldCharType="begin"/>
+            </w:r>
+            <w:r>
+              <w:rPr>
+                <w:noProof/>
+                <w:webHidden/>
+              </w:rPr>
+              <w:instrText xml:space="preserve"> PAGEREF _Toc228150239 \h </w:instrText>
+            </w:r>
+            <w:r>
+              <w:rPr>
+                <w:noProof/>
+                <w:webHidden/>
+              </w:rPr>
+            </w:r>
+            <w:r>
+              <w:rPr>
+                <w:noProof/>
+                <w:webHidden/>
+              </w:rPr>
+              <w:fldChar w:fldCharType="separate"/>
+            </w:r>
+            <w:r>
+              <w:rPr>
+                <w:noProof/>
+                <w:webHidden/>
+              </w:rPr>
+              <w:t>6</w:t>
             </w:r>
             <w:r>
               <w:rPr>
@@ -1306,48 +1578,12 @@
     </w:p>
     <w:p>
       <w:pPr>
-        <w:rPr>
-          <w:rFonts w:ascii="Arial" w:hAnsi="Arial" w:cs="Arial"/>
-          <w:sz w:val="22"/>
-          <w:szCs w:val="22"/>
-        </w:rPr>
-      </w:pPr>
-    </w:p>
-    <w:p>
-      <w:pPr>
-        <w:rPr>
-          <w:rFonts w:ascii="Arial" w:hAnsi="Arial" w:cs="Arial"/>
-          <w:sz w:val="22"/>
-          <w:szCs w:val="22"/>
-        </w:rPr>
-      </w:pPr>
-    </w:p>
-    <w:p>
-      <w:pPr>
-        <w:rPr>
-          <w:rFonts w:ascii="Arial" w:hAnsi="Arial" w:cs="Arial"/>
-          <w:sz w:val="22"/>
-          <w:szCs w:val="22"/>
-        </w:rPr>
-      </w:pPr>
-    </w:p>
-    <w:p>
-      <w:pPr>
-        <w:rPr>
-          <w:rFonts w:ascii="Arial" w:hAnsi="Arial" w:cs="Arial"/>
-          <w:sz w:val="22"/>
-          <w:szCs w:val="22"/>
-        </w:rPr>
-      </w:pPr>
-    </w:p>
-    <w:p>
-      <w:pPr>
         <w:pStyle w:val="Heading2"/>
         <w:pBdr>
           <w:bottom w:val="single" w:sz="6" w:space="1" w:color="auto"/>
         </w:pBdr>
       </w:pPr>
-      <w:bookmarkStart w:id="0" w:name="_Toc227557039"/>
+      <w:bookmarkStart w:id="0" w:name="_Toc228150228"/>
       <w:r>
         <w:lastRenderedPageBreak/>
         <w:t xml:space="preserve">Week 01 </w:t>
@@ -1374,7 +1610,7 @@
       <w:pPr>
         <w:pStyle w:val="Heading3"/>
       </w:pPr>
-      <w:bookmarkStart w:id="1" w:name="_Toc227557040"/>
+      <w:bookmarkStart w:id="1" w:name="_Toc228150229"/>
       <w:r>
         <w:t>Objectives Achieved</w:t>
       </w:r>
@@ -1747,7 +1983,7 @@
       <w:pPr>
         <w:pStyle w:val="Heading3"/>
       </w:pPr>
-      <w:bookmarkStart w:id="2" w:name="_Toc227557041"/>
+      <w:bookmarkStart w:id="2" w:name="_Toc228150230"/>
       <w:r>
         <w:t>Setbacks Faced</w:t>
       </w:r>
@@ -1793,7 +2029,7 @@
       <w:pPr>
         <w:pStyle w:val="Heading3"/>
       </w:pPr>
-      <w:bookmarkStart w:id="3" w:name="_Toc227557042"/>
+      <w:bookmarkStart w:id="3" w:name="_Toc228150231"/>
       <w:r>
         <w:t>Reflection</w:t>
       </w:r>
@@ -1817,7 +2053,7 @@
           <w:bottom w:val="single" w:sz="6" w:space="1" w:color="auto"/>
         </w:pBdr>
       </w:pPr>
-      <w:bookmarkStart w:id="4" w:name="_Toc227557043"/>
+      <w:bookmarkStart w:id="4" w:name="_Toc228150232"/>
       <w:r>
         <w:lastRenderedPageBreak/>
         <w:t>Week 0</w:t>
@@ -1847,7 +2083,7 @@
       <w:pPr>
         <w:pStyle w:val="Heading3"/>
       </w:pPr>
-      <w:bookmarkStart w:id="5" w:name="_Toc227557044"/>
+      <w:bookmarkStart w:id="5" w:name="_Toc228150233"/>
       <w:r>
         <w:t>Objectives Achieved</w:t>
       </w:r>
@@ -2000,10 +2236,7 @@
         </w:numPr>
       </w:pPr>
       <w:r>
-        <w:t>Highlighted general</w:t>
-      </w:r>
-      <w:r>
-        <w:t xml:space="preserve"> things to take note.</w:t>
+        <w:t>Highlighted general things to take note.</w:t>
       </w:r>
     </w:p>
     <w:p>
@@ -2046,7 +2279,7 @@
       <w:pPr>
         <w:pStyle w:val="Heading3"/>
       </w:pPr>
-      <w:bookmarkStart w:id="6" w:name="_Toc227557045"/>
+      <w:bookmarkStart w:id="6" w:name="_Toc228150234"/>
       <w:r>
         <w:t>Setbacks Faced</w:t>
       </w:r>
@@ -2104,7 +2337,7 @@
       <w:pPr>
         <w:pStyle w:val="Heading3"/>
       </w:pPr>
-      <w:bookmarkStart w:id="7" w:name="_Toc227557046"/>
+      <w:bookmarkStart w:id="7" w:name="_Toc228150235"/>
       <w:r>
         <w:t>Reflection</w:t>
       </w:r>
@@ -2131,6 +2364,359 @@
       </w:r>
       <w:r>
         <w:t xml:space="preserve"> supervisor. The meeting helped clarify project expectations, deliverables, and areas where our research could be improved. However, we faced some challenges, such as differing design preferences among team members, the website taking longer to build than expected, and the need to refine our research after receiving feedback. Overall, the week helped us establish a clearer direction for the project and highlighted the areas we need to work on next.</w:t>
+      </w:r>
+    </w:p>
+    <w:p>
+      <w:pPr>
+        <w:pStyle w:val="Heading2"/>
+        <w:pBdr>
+          <w:bottom w:val="single" w:sz="6" w:space="1" w:color="auto"/>
+        </w:pBdr>
+      </w:pPr>
+      <w:bookmarkStart w:id="8" w:name="_Toc228150236"/>
+      <w:r>
+        <w:lastRenderedPageBreak/>
+        <w:t>Week 0</w:t>
+      </w:r>
+      <w:r>
+        <w:t>3</w:t>
+      </w:r>
+      <w:r>
+        <w:t xml:space="preserve"> – [</w:t>
+      </w:r>
+      <w:r>
+        <w:t>1</w:t>
+      </w:r>
+      <w:r>
+        <w:t>8</w:t>
+      </w:r>
+      <w:r>
+        <w:t xml:space="preserve">th Apr 26 – </w:t>
+      </w:r>
+      <w:r>
+        <w:t>24</w:t>
+      </w:r>
+      <w:r>
+        <w:t>th Apr 26]</w:t>
+      </w:r>
+      <w:bookmarkEnd w:id="8"/>
+    </w:p>
+    <w:p/>
+    <w:p>
+      <w:pPr>
+        <w:pStyle w:val="Heading3"/>
+      </w:pPr>
+      <w:bookmarkStart w:id="9" w:name="_Toc228150237"/>
+      <w:r>
+        <w:t>Objectives Achieved</w:t>
+      </w:r>
+      <w:bookmarkEnd w:id="9"/>
+    </w:p>
+    <w:p>
+      <w:pPr>
+        <w:pStyle w:val="ListParagraph"/>
+        <w:numPr>
+          <w:ilvl w:val="0"/>
+          <w:numId w:val="6"/>
+        </w:numPr>
+      </w:pPr>
+      <w:r>
+        <w:t>Created Product Comparison Table</w:t>
+      </w:r>
+    </w:p>
+    <w:p>
+      <w:pPr>
+        <w:pStyle w:val="ListParagraph"/>
+        <w:numPr>
+          <w:ilvl w:val="0"/>
+          <w:numId w:val="2"/>
+        </w:numPr>
+      </w:pPr>
+      <w:r>
+        <w:t>Compared different workout apps to identify differences in functionalities.</w:t>
+      </w:r>
+    </w:p>
+    <w:p>
+      <w:pPr>
+        <w:pStyle w:val="ListParagraph"/>
+        <w:numPr>
+          <w:ilvl w:val="0"/>
+          <w:numId w:val="6"/>
+        </w:numPr>
+      </w:pPr>
+      <w:r>
+        <w:t>Created Functional Hierarchy Diagram</w:t>
+      </w:r>
+    </w:p>
+    <w:p>
+      <w:pPr>
+        <w:pStyle w:val="ListParagraph"/>
+        <w:numPr>
+          <w:ilvl w:val="0"/>
+          <w:numId w:val="2"/>
+        </w:numPr>
+      </w:pPr>
+      <w:r>
+        <w:t>Broke down the Wise Workout app functions based on different user categories.</w:t>
+      </w:r>
+    </w:p>
+    <w:p>
+      <w:pPr>
+        <w:pStyle w:val="ListParagraph"/>
+        <w:numPr>
+          <w:ilvl w:val="0"/>
+          <w:numId w:val="2"/>
+        </w:numPr>
+      </w:pPr>
+      <w:r>
+        <w:t>Organised key functions for unregistered users, registered users, premium users, and administrators.</w:t>
+      </w:r>
+    </w:p>
+    <w:p>
+      <w:pPr>
+        <w:pStyle w:val="ListParagraph"/>
+        <w:numPr>
+          <w:ilvl w:val="0"/>
+          <w:numId w:val="6"/>
+        </w:numPr>
+      </w:pPr>
+      <w:r>
+        <w:t>Crea</w:t>
+      </w:r>
+      <w:r>
+        <w:t>ted Work Breakdown Structure</w:t>
+      </w:r>
+    </w:p>
+    <w:p>
+      <w:pPr>
+        <w:pStyle w:val="ListParagraph"/>
+        <w:numPr>
+          <w:ilvl w:val="0"/>
+          <w:numId w:val="2"/>
+        </w:numPr>
+      </w:pPr>
+      <w:r>
+        <w:t>Broke down the project work into smaller tasks.</w:t>
+      </w:r>
+    </w:p>
+    <w:p>
+      <w:pPr>
+        <w:pStyle w:val="ListParagraph"/>
+        <w:numPr>
+          <w:ilvl w:val="0"/>
+          <w:numId w:val="2"/>
+        </w:numPr>
+      </w:pPr>
+      <w:r>
+        <w:t>Organised the work based on planning, design, development, testing, documentation, and project management.</w:t>
+      </w:r>
+    </w:p>
+    <w:p>
+      <w:pPr>
+        <w:pStyle w:val="ListParagraph"/>
+        <w:numPr>
+          <w:ilvl w:val="0"/>
+          <w:numId w:val="6"/>
+        </w:numPr>
+      </w:pPr>
+      <w:r>
+        <w:t>Submitted draft to supervisor</w:t>
+      </w:r>
+    </w:p>
+    <w:p>
+      <w:pPr>
+        <w:pStyle w:val="ListParagraph"/>
+        <w:numPr>
+          <w:ilvl w:val="0"/>
+          <w:numId w:val="2"/>
+        </w:numPr>
+      </w:pPr>
+      <w:r>
+        <w:t>Emailed the Product Comparison Table, Functional Hierarchy Diagram, and Work Breakdown Structure to our supervisor.</w:t>
+      </w:r>
+    </w:p>
+    <w:p>
+      <w:pPr>
+        <w:pStyle w:val="ListParagraph"/>
+        <w:numPr>
+          <w:ilvl w:val="0"/>
+          <w:numId w:val="2"/>
+        </w:numPr>
+      </w:pPr>
+      <w:r>
+        <w:t>Received feedback and comments on the documents.</w:t>
+      </w:r>
+    </w:p>
+    <w:p>
+      <w:pPr>
+        <w:pStyle w:val="Heading3"/>
+      </w:pPr>
+      <w:bookmarkStart w:id="10" w:name="_Toc228150238"/>
+      <w:r>
+        <w:t>Setbacks Faced</w:t>
+      </w:r>
+      <w:bookmarkEnd w:id="10"/>
+    </w:p>
+    <w:p>
+      <w:pPr>
+        <w:pStyle w:val="ListParagraph"/>
+        <w:numPr>
+          <w:ilvl w:val="0"/>
+          <w:numId w:val="7"/>
+        </w:numPr>
+      </w:pPr>
+      <w:r>
+        <w:t>Confusion over FHD and WBS</w:t>
+      </w:r>
+    </w:p>
+    <w:p>
+      <w:pPr>
+        <w:pStyle w:val="ListParagraph"/>
+        <w:numPr>
+          <w:ilvl w:val="0"/>
+          <w:numId w:val="2"/>
+        </w:numPr>
+      </w:pPr>
+      <w:r>
+        <w:t>FHD and WBS definition used was different from industry standards.</w:t>
+      </w:r>
+    </w:p>
+    <w:p>
+      <w:pPr>
+        <w:pStyle w:val="ListParagraph"/>
+        <w:numPr>
+          <w:ilvl w:val="0"/>
+          <w:numId w:val="2"/>
+        </w:numPr>
+      </w:pPr>
+      <w:r>
+        <w:t xml:space="preserve">Although </w:t>
+      </w:r>
+      <w:r>
+        <w:t>we</w:t>
+      </w:r>
+      <w:r>
+        <w:t xml:space="preserve"> referred to the example provided, the feedback received suggested a different interpretation of the required document.</w:t>
+      </w:r>
+    </w:p>
+    <w:p>
+      <w:pPr>
+        <w:pStyle w:val="ListParagraph"/>
+        <w:numPr>
+          <w:ilvl w:val="0"/>
+          <w:numId w:val="2"/>
+        </w:numPr>
+      </w:pPr>
+      <w:r>
+        <w:t>This made it unclear how the document should be revised.</w:t>
+      </w:r>
+    </w:p>
+    <w:p>
+      <w:pPr>
+        <w:pStyle w:val="ListParagraph"/>
+        <w:numPr>
+          <w:ilvl w:val="0"/>
+          <w:numId w:val="7"/>
+        </w:numPr>
+      </w:pPr>
+      <w:r>
+        <w:t>Difficulty interpreting</w:t>
+      </w:r>
+      <w:r>
+        <w:t xml:space="preserve"> comments in the draft</w:t>
+      </w:r>
+    </w:p>
+    <w:p>
+      <w:pPr>
+        <w:pStyle w:val="ListParagraph"/>
+        <w:numPr>
+          <w:ilvl w:val="0"/>
+          <w:numId w:val="2"/>
+        </w:numPr>
+      </w:pPr>
+      <w:r>
+        <w:t xml:space="preserve">Some comments given in the draft seemed </w:t>
+      </w:r>
+      <w:r>
+        <w:t>contradictory</w:t>
+      </w:r>
+      <w:r>
+        <w:t>.</w:t>
+      </w:r>
+    </w:p>
+    <w:p>
+      <w:pPr>
+        <w:pStyle w:val="ListParagraph"/>
+        <w:numPr>
+          <w:ilvl w:val="0"/>
+          <w:numId w:val="7"/>
+        </w:numPr>
+      </w:pPr>
+      <w:r>
+        <w:t xml:space="preserve">Need to </w:t>
+      </w:r>
+      <w:r>
+        <w:t>revise documents</w:t>
+      </w:r>
+    </w:p>
+    <w:p>
+      <w:pPr>
+        <w:pStyle w:val="ListParagraph"/>
+        <w:numPr>
+          <w:ilvl w:val="0"/>
+          <w:numId w:val="2"/>
+        </w:numPr>
+      </w:pPr>
+      <w:r>
+        <w:t>Had to make</w:t>
+      </w:r>
+      <w:r>
+        <w:t xml:space="preserve"> changes</w:t>
+      </w:r>
+      <w:r>
+        <w:t xml:space="preserve">, </w:t>
+      </w:r>
+      <w:r>
+        <w:t>affect</w:t>
+      </w:r>
+      <w:r>
+        <w:t>ing</w:t>
+      </w:r>
+      <w:r>
+        <w:t xml:space="preserve"> the time available </w:t>
+      </w:r>
+      <w:r>
+        <w:t>to work</w:t>
+      </w:r>
+      <w:r>
+        <w:t xml:space="preserve"> on the PRD draft.</w:t>
+      </w:r>
+    </w:p>
+    <w:p>
+      <w:pPr>
+        <w:pStyle w:val="Heading3"/>
+      </w:pPr>
+      <w:bookmarkStart w:id="11" w:name="_Toc228150239"/>
+      <w:r>
+        <w:t>Reflection</w:t>
+      </w:r>
+      <w:bookmarkEnd w:id="11"/>
+    </w:p>
+    <w:p>
+      <w:r>
+        <w:t xml:space="preserve">This week, our team completed the Product Comparison Table, Functional Hierarchy Diagram, and Work Breakdown Structure. However, we faced some confusion after receiving feedback from our supervisor. The feedback suggested that the FHD and WBS were the same, even though our research showed that they </w:t>
+      </w:r>
+      <w:r>
+        <w:t>are 2 different diagrams</w:t>
+      </w:r>
+      <w:r>
+        <w:t>. Some comments in the draft also seemed contradictory, which made it harder to understand the exact changes needed.</w:t>
+      </w:r>
+      <w:r>
+        <w:t xml:space="preserve"> </w:t>
+      </w:r>
+      <w:r>
+        <w:t>Overall, this week helped us improve our understanding of the project scope and system functions. Moving forward, we will revise the documents based on the feedback and continue working on the PRD draft.</w:t>
       </w:r>
     </w:p>
     <w:sectPr>
@@ -2235,6 +2821,95 @@
     </w:lvl>
   </w:abstractNum>
   <w:abstractNum w:abstractNumId="1" w15:restartNumberingAfterBreak="0">
+    <w:nsid w:val="33200715"/>
+    <w:multiLevelType w:val="hybridMultilevel"/>
+    <w:tmpl w:val="FDAA21DA"/>
+    <w:lvl w:ilvl="0" w:tplc="0809000F">
+      <w:start w:val="1"/>
+      <w:numFmt w:val="decimal"/>
+      <w:lvlText w:val="%1."/>
+      <w:lvlJc w:val="left"/>
+      <w:pPr>
+        <w:ind w:left="720" w:hanging="360"/>
+      </w:pPr>
+      <w:rPr>
+        <w:rFonts w:hint="default"/>
+      </w:rPr>
+    </w:lvl>
+    <w:lvl w:ilvl="1" w:tplc="08090019" w:tentative="1">
+      <w:start w:val="1"/>
+      <w:numFmt w:val="lowerLetter"/>
+      <w:lvlText w:val="%2."/>
+      <w:lvlJc w:val="left"/>
+      <w:pPr>
+        <w:ind w:left="1440" w:hanging="360"/>
+      </w:pPr>
+    </w:lvl>
+    <w:lvl w:ilvl="2" w:tplc="0809001B" w:tentative="1">
+      <w:start w:val="1"/>
+      <w:numFmt w:val="lowerRoman"/>
+      <w:lvlText w:val="%3."/>
+      <w:lvlJc w:val="right"/>
+      <w:pPr>
+        <w:ind w:left="2160" w:hanging="180"/>
+      </w:pPr>
+    </w:lvl>
+    <w:lvl w:ilvl="3" w:tplc="0809000F" w:tentative="1">
+      <w:start w:val="1"/>
+      <w:numFmt w:val="decimal"/>
+      <w:lvlText w:val="%4."/>
+      <w:lvlJc w:val="left"/>
+      <w:pPr>
+        <w:ind w:left="2880" w:hanging="360"/>
+      </w:pPr>
+    </w:lvl>
+    <w:lvl w:ilvl="4" w:tplc="08090019" w:tentative="1">
+      <w:start w:val="1"/>
+      <w:numFmt w:val="lowerLetter"/>
+      <w:lvlText w:val="%5."/>
+      <w:lvlJc w:val="left"/>
+      <w:pPr>
+        <w:ind w:left="3600" w:hanging="360"/>
+      </w:pPr>
+    </w:lvl>
+    <w:lvl w:ilvl="5" w:tplc="0809001B" w:tentative="1">
+      <w:start w:val="1"/>
+      <w:numFmt w:val="lowerRoman"/>
+      <w:lvlText w:val="%6."/>
+      <w:lvlJc w:val="right"/>
+      <w:pPr>
+        <w:ind w:left="4320" w:hanging="180"/>
+      </w:pPr>
+    </w:lvl>
+    <w:lvl w:ilvl="6" w:tplc="0809000F" w:tentative="1">
+      <w:start w:val="1"/>
+      <w:numFmt w:val="decimal"/>
+      <w:lvlText w:val="%7."/>
+      <w:lvlJc w:val="left"/>
+      <w:pPr>
+        <w:ind w:left="5040" w:hanging="360"/>
+      </w:pPr>
+    </w:lvl>
+    <w:lvl w:ilvl="7" w:tplc="08090019" w:tentative="1">
+      <w:start w:val="1"/>
+      <w:numFmt w:val="lowerLetter"/>
+      <w:lvlText w:val="%8."/>
+      <w:lvlJc w:val="left"/>
+      <w:pPr>
+        <w:ind w:left="5760" w:hanging="360"/>
+      </w:pPr>
+    </w:lvl>
+    <w:lvl w:ilvl="8" w:tplc="0809001B" w:tentative="1">
+      <w:start w:val="1"/>
+      <w:numFmt w:val="lowerRoman"/>
+      <w:lvlText w:val="%9."/>
+      <w:lvlJc w:val="right"/>
+      <w:pPr>
+        <w:ind w:left="6480" w:hanging="180"/>
+      </w:pPr>
+    </w:lvl>
+  </w:abstractNum>
+  <w:abstractNum w:abstractNumId="2" w15:restartNumberingAfterBreak="0">
     <w:nsid w:val="449965B3"/>
     <w:multiLevelType w:val="hybridMultilevel"/>
     <w:tmpl w:val="DE04CF50"/>
@@ -2323,7 +2998,7 @@
       </w:pPr>
     </w:lvl>
   </w:abstractNum>
-  <w:abstractNum w:abstractNumId="2" w15:restartNumberingAfterBreak="0">
+  <w:abstractNum w:abstractNumId="3" w15:restartNumberingAfterBreak="0">
     <w:nsid w:val="483B3A54"/>
     <w:multiLevelType w:val="hybridMultilevel"/>
     <w:tmpl w:val="9FECCDDC"/>
@@ -2409,7 +3084,7 @@
       </w:pPr>
     </w:lvl>
   </w:abstractNum>
-  <w:abstractNum w:abstractNumId="3" w15:restartNumberingAfterBreak="0">
+  <w:abstractNum w:abstractNumId="4" w15:restartNumberingAfterBreak="0">
     <w:nsid w:val="48F641CF"/>
     <w:multiLevelType w:val="hybridMultilevel"/>
     <w:tmpl w:val="74B8364E"/>
@@ -2522,7 +3197,96 @@
       </w:rPr>
     </w:lvl>
   </w:abstractNum>
-  <w:abstractNum w:abstractNumId="4" w15:restartNumberingAfterBreak="0">
+  <w:abstractNum w:abstractNumId="5" w15:restartNumberingAfterBreak="0">
+    <w:nsid w:val="6F695541"/>
+    <w:multiLevelType w:val="hybridMultilevel"/>
+    <w:tmpl w:val="6B481D8C"/>
+    <w:lvl w:ilvl="0" w:tplc="0809000F">
+      <w:start w:val="1"/>
+      <w:numFmt w:val="decimal"/>
+      <w:lvlText w:val="%1."/>
+      <w:lvlJc w:val="left"/>
+      <w:pPr>
+        <w:ind w:left="720" w:hanging="360"/>
+      </w:pPr>
+      <w:rPr>
+        <w:rFonts w:hint="default"/>
+      </w:rPr>
+    </w:lvl>
+    <w:lvl w:ilvl="1" w:tplc="08090019" w:tentative="1">
+      <w:start w:val="1"/>
+      <w:numFmt w:val="lowerLetter"/>
+      <w:lvlText w:val="%2."/>
+      <w:lvlJc w:val="left"/>
+      <w:pPr>
+        <w:ind w:left="1440" w:hanging="360"/>
+      </w:pPr>
+    </w:lvl>
+    <w:lvl w:ilvl="2" w:tplc="0809001B" w:tentative="1">
+      <w:start w:val="1"/>
+      <w:numFmt w:val="lowerRoman"/>
+      <w:lvlText w:val="%3."/>
+      <w:lvlJc w:val="right"/>
+      <w:pPr>
+        <w:ind w:left="2160" w:hanging="180"/>
+      </w:pPr>
+    </w:lvl>
+    <w:lvl w:ilvl="3" w:tplc="0809000F" w:tentative="1">
+      <w:start w:val="1"/>
+      <w:numFmt w:val="decimal"/>
+      <w:lvlText w:val="%4."/>
+      <w:lvlJc w:val="left"/>
+      <w:pPr>
+        <w:ind w:left="2880" w:hanging="360"/>
+      </w:pPr>
+    </w:lvl>
+    <w:lvl w:ilvl="4" w:tplc="08090019" w:tentative="1">
+      <w:start w:val="1"/>
+      <w:numFmt w:val="lowerLetter"/>
+      <w:lvlText w:val="%5."/>
+      <w:lvlJc w:val="left"/>
+      <w:pPr>
+        <w:ind w:left="3600" w:hanging="360"/>
+      </w:pPr>
+    </w:lvl>
+    <w:lvl w:ilvl="5" w:tplc="0809001B" w:tentative="1">
+      <w:start w:val="1"/>
+      <w:numFmt w:val="lowerRoman"/>
+      <w:lvlText w:val="%6."/>
+      <w:lvlJc w:val="right"/>
+      <w:pPr>
+        <w:ind w:left="4320" w:hanging="180"/>
+      </w:pPr>
+    </w:lvl>
+    <w:lvl w:ilvl="6" w:tplc="0809000F" w:tentative="1">
+      <w:start w:val="1"/>
+      <w:numFmt w:val="decimal"/>
+      <w:lvlText w:val="%7."/>
+      <w:lvlJc w:val="left"/>
+      <w:pPr>
+        <w:ind w:left="5040" w:hanging="360"/>
+      </w:pPr>
+    </w:lvl>
+    <w:lvl w:ilvl="7" w:tplc="08090019" w:tentative="1">
+      <w:start w:val="1"/>
+      <w:numFmt w:val="lowerLetter"/>
+      <w:lvlText w:val="%8."/>
+      <w:lvlJc w:val="left"/>
+      <w:pPr>
+        <w:ind w:left="5760" w:hanging="360"/>
+      </w:pPr>
+    </w:lvl>
+    <w:lvl w:ilvl="8" w:tplc="0809001B" w:tentative="1">
+      <w:start w:val="1"/>
+      <w:numFmt w:val="lowerRoman"/>
+      <w:lvlText w:val="%9."/>
+      <w:lvlJc w:val="right"/>
+      <w:pPr>
+        <w:ind w:left="6480" w:hanging="180"/>
+      </w:pPr>
+    </w:lvl>
+  </w:abstractNum>
+  <w:abstractNum w:abstractNumId="6" w15:restartNumberingAfterBreak="0">
     <w:nsid w:val="737F2819"/>
     <w:multiLevelType w:val="hybridMultilevel"/>
     <w:tmpl w:val="F0160C2E"/>
@@ -2612,19 +3376,25 @@
     </w:lvl>
   </w:abstractNum>
   <w:num w:numId="1" w16cid:durableId="1349793800">
-    <w:abstractNumId w:val="2"/>
+    <w:abstractNumId w:val="3"/>
   </w:num>
   <w:num w:numId="2" w16cid:durableId="984120119">
-    <w:abstractNumId w:val="3"/>
+    <w:abstractNumId w:val="4"/>
   </w:num>
   <w:num w:numId="3" w16cid:durableId="160437675">
     <w:abstractNumId w:val="0"/>
   </w:num>
   <w:num w:numId="4" w16cid:durableId="2010404996">
-    <w:abstractNumId w:val="4"/>
+    <w:abstractNumId w:val="6"/>
   </w:num>
   <w:num w:numId="5" w16cid:durableId="240021457">
+    <w:abstractNumId w:val="2"/>
+  </w:num>
+  <w:num w:numId="6" w16cid:durableId="1796412179">
     <w:abstractNumId w:val="1"/>
+  </w:num>
+  <w:num w:numId="7" w16cid:durableId="2001693500">
+    <w:abstractNumId w:val="5"/>
   </w:num>
 </w:numbering>
 </file>
